--- a/fuentes/13330034_CF2_DU.docx
+++ b/fuentes/13330034_CF2_DU.docx
@@ -15547,7 +15547,7 @@
               <w:pStyle w:val="TextoTablas"/>
             </w:pPr>
             <w:r>
-              <w:t>Responsable Ecosistema de Recursos Educativos Digitales (RED)</w:t>
+              <w:t>Profesional G06. Responsable Ecosistema Virtual de Recursos Educativos Digitales</w:t>
             </w:r>
           </w:p>
         </w:tc>
@@ -22829,13 +22829,13 @@
 </file>
 
 <file path=customXml/itemProps2.xml><?xml version="1.0" encoding="utf-8"?>
-<ds:datastoreItem xmlns:ds="http://schemas.openxmlformats.org/officeDocument/2006/customXml" ds:itemID="{6CFF8DFF-A99C-4D7A-AAE4-5C3E0AFF0A17}"/>
+<ds:datastoreItem xmlns:ds="http://schemas.openxmlformats.org/officeDocument/2006/customXml" ds:itemID="{B8C36D61-725D-4E8A-9EB5-D9DF451BDAC9}"/>
 </file>
 
 <file path=customXml/itemProps3.xml><?xml version="1.0" encoding="utf-8"?>
-<ds:datastoreItem xmlns:ds="http://schemas.openxmlformats.org/officeDocument/2006/customXml" ds:itemID="{E6C986FE-C686-4FFE-9C73-3719EAE732A2}"/>
+<ds:datastoreItem xmlns:ds="http://schemas.openxmlformats.org/officeDocument/2006/customXml" ds:itemID="{4B2284D0-5202-43D2-917C-3042AB74DF98}"/>
 </file>
 
 <file path=customXml/itemProps4.xml><?xml version="1.0" encoding="utf-8"?>
-<ds:datastoreItem xmlns:ds="http://schemas.openxmlformats.org/officeDocument/2006/customXml" ds:itemID="{5A609ED9-C6E0-416C-9A92-ED02926F78AA}"/>
+<ds:datastoreItem xmlns:ds="http://schemas.openxmlformats.org/officeDocument/2006/customXml" ds:itemID="{D878E84C-AE07-4E5F-8CE4-34FB07E551B6}"/>
 </file>